--- a/ISB-Leadership-with-AI/Assignments/5_2/Assignment_5_RajaShekarBollam.docx
+++ b/ISB-Leadership-with-AI/Assignments/5_2/Assignment_5_RajaShekarBollam.docx
@@ -140,7 +140,7 @@
         <w:tc>
           <w:tcPr>
             <w:tcW w:w="10080" w:type="dxa"/>
-            <w:shd w:val="clear" w:color="auto" w:fill="EAF2F8"/>
+            <w:shd w:val="clear" w:color="auto" w:fill="FFFFFF" w:themeFill="background1"/>
             <w:vAlign w:val="center"/>
           </w:tcPr>
           <w:p>
@@ -710,7 +710,7 @@
         <w:tc>
           <w:tcPr>
             <w:tcW w:w="5040" w:type="dxa"/>
-            <w:shd w:val="clear" w:color="auto" w:fill="D9EAF7"/>
+            <w:shd w:val="clear" w:color="auto" w:fill="FFFFFF" w:themeFill="background1"/>
           </w:tcPr>
           <w:p>
             <w:pPr>
@@ -735,7 +735,7 @@
         <w:tc>
           <w:tcPr>
             <w:tcW w:w="5040" w:type="dxa"/>
-            <w:shd w:val="clear" w:color="auto" w:fill="D9EAF7"/>
+            <w:shd w:val="clear" w:color="auto" w:fill="FFFFFF" w:themeFill="background1"/>
           </w:tcPr>
           <w:p>
             <w:pPr>
@@ -765,7 +765,7 @@
         <w:tc>
           <w:tcPr>
             <w:tcW w:w="5040" w:type="dxa"/>
-            <w:shd w:val="clear" w:color="auto" w:fill="F2F6F9"/>
+            <w:shd w:val="clear" w:color="auto" w:fill="FFFFFF" w:themeFill="background1"/>
             <w:vAlign w:val="center"/>
           </w:tcPr>
           <w:p>
@@ -820,7 +820,7 @@
         <w:tc>
           <w:tcPr>
             <w:tcW w:w="5040" w:type="dxa"/>
-            <w:shd w:val="clear" w:color="auto" w:fill="F2F6F9"/>
+            <w:shd w:val="clear" w:color="auto" w:fill="FFFFFF" w:themeFill="background1"/>
             <w:vAlign w:val="center"/>
           </w:tcPr>
           <w:p>
@@ -893,7 +893,7 @@
         <w:tc>
           <w:tcPr>
             <w:tcW w:w="5040" w:type="dxa"/>
-            <w:shd w:val="clear" w:color="auto" w:fill="F2F6F9"/>
+            <w:shd w:val="clear" w:color="auto" w:fill="FFFFFF" w:themeFill="background1"/>
             <w:vAlign w:val="center"/>
           </w:tcPr>
           <w:p>
@@ -966,7 +966,7 @@
         <w:tc>
           <w:tcPr>
             <w:tcW w:w="5040" w:type="dxa"/>
-            <w:shd w:val="clear" w:color="auto" w:fill="F2F6F9"/>
+            <w:shd w:val="clear" w:color="auto" w:fill="FFFFFF" w:themeFill="background1"/>
             <w:vAlign w:val="center"/>
           </w:tcPr>
           <w:p>
@@ -1030,7 +1030,7 @@
         <w:tc>
           <w:tcPr>
             <w:tcW w:w="5040" w:type="dxa"/>
-            <w:shd w:val="clear" w:color="auto" w:fill="F2F6F9"/>
+            <w:shd w:val="clear" w:color="auto" w:fill="FFFFFF" w:themeFill="background1"/>
             <w:vAlign w:val="center"/>
           </w:tcPr>
           <w:p>
